--- a/proposal/01_Executive_Summary.docx
+++ b/proposal/01_Executive_Summary.docx
@@ -384,7 +384,7 @@
       </w:r>
       <w:r>
         <w:rPr/>
-        <w:t xml:space="preserve"> for investors, partners and counterparties, and customers and members, including a GCC-specific relationship pipeline, with follow-up reminders, reporting, and a strict rule that no outbound message leaves the system without human approval.</w:t>
+        <w:t xml:space="preserve"> for investors, partners and counterparties, and customers and members, including a GCC relationship pipeline for the market the group is entering, with follow-up reminders, reporting, and a strict rule that no outbound message leaves the system without human approval.</w:t>
       </w:r>
     </w:p>
     <w:p>
@@ -732,7 +732,7 @@
                 <w:sz w:val="18"/>
                 <w:szCs w:val="18"/>
               </w:rPr>
-              <w:t>Secure ingestion of Arabic and English documents (including scanned PDFs and spreadsheets); retrieval with document-and-page citations; a claims ledger that extracts every figure, date and term and compares them across documents to flag contradictions; configurable decision checklists that list the evidence still missing; plain-language answers grounded only in the loaded documents, with refusal when the documents do not support an answer.</w:t>
+              <w:t>Secure ingestion of documents in the languages the group actually uses (including scanned PDFs and spreadsheets); retrieval with document-and-page citations; a claims ledger that extracts every figure, date and term and compares them across documents to flag contradictions; configurable decision checklists that list the evidence still missing; plain-language answers grounded only in the loaded documents, with refusal when the documents do not support an answer.</w:t>
             </w:r>
           </w:p>
         </w:tc>
@@ -789,7 +789,7 @@
                 <w:sz w:val="18"/>
                 <w:szCs w:val="18"/>
               </w:rPr>
-              <w:t>Contact and relationship records for the three categories with configurable pipelines and stages (including a GCC relationship pipeline); follow-up scheduling and reminders; a human-approval queue that every email or message must pass through before sending; dashboards for who was contacted, current stage, and what is overdue.</w:t>
+              <w:t>Contact and relationship records for the three categories with configurable pipelines and stages (including a GCC pipeline for the market being entered); follow-up scheduling and reminders; a human-approval queue that every email or message must pass through before sending; dashboards for who was contacted, current stage, and what is overdue.</w:t>
             </w:r>
           </w:p>
         </w:tc>
@@ -901,7 +901,7 @@
       </w:r>
       <w:r>
         <w:rPr/>
-        <w:t xml:space="preserve"> The client owns the cloud accounts, the code and the data. Deployment options range from managed cloud in a GCC region to fully sovereign in-country hosting, and the choice is a configuration setting.</w:t>
+        <w:t xml:space="preserve"> The client owns the cloud accounts, the code and the data. Deployment options range from managed cloud in Malaysia or Singapore to fully sovereign in-country hosting, and the choice is a configuration setting. Adding a GCC region when that entity begins trading is the same setting again, not a rebuild.</w:t>
       </w:r>
     </w:p>
     <w:p>
@@ -1539,7 +1539,7 @@
       </w:pPr>
       <w:r>
         <w:rPr/>
-        <w:t>A representative sample of 50-200 documents (mixed types, both languages, some scanned) under NDA, and the list of decision types management cares about most.</w:t>
+        <w:t>A representative sample of 50-200 documents (mixed types and languages, some scanned) under NDA, and the list of decision types management cares about most.</w:t>
       </w:r>
     </w:p>
     <w:p>
@@ -1591,7 +1591,7 @@
       </w:pPr>
       <w:r>
         <w:rPr/>
-        <w:t>Arabic-language handling; document version control; who adjudicates a flagged contradiction; consent and lawful basis for storing investor personal data under GCC data protection laws; integration with existing systems (ERP, document management, existing CRM); accuracy acceptance criteria; support and disaster-recovery expectations. Each is addressed with a recommendation in Document 13, Gaps, Assumptions and Clarifying Questions.</w:t>
+        <w:t>Which languages appear in the corpus and in what share; document version control; who adjudicates a flagged contradiction; consent and lawful basis for storing investor personal data under the Malaysian PDPA and the Philippine Data Privacy Act, and whether Philippine data may be held in Malaysia or Singapore; integration with existing systems (ERP, document management, existing CRM); accuracy acceptance criteria; support and disaster-recovery expectations. Each is addressed with a recommendation in Document 13, Gaps, Assumptions and Clarifying Questions.</w:t>
       </w:r>
     </w:p>
     <w:sectPr>
